--- a/progettazione/3. Spiegazione Implementazioni.docx
+++ b/progettazione/3. Spiegazione Implementazioni.docx
@@ -6,9 +6,17 @@
       <w:pPr>
         <w:pStyle w:val="Titolo1"/>
         <w:jc w:val="both"/>
+        <w:rPr>
+          <w:b/>
+          <w:bCs/>
+        </w:rPr>
       </w:pPr>
       <w:bookmarkStart w:id="0" w:name="documentazione-del-progetto-maude"/>
       <w:r>
+        <w:rPr>
+          <w:b/>
+          <w:bCs/>
+        </w:rPr>
         <w:t>Documentazione del progetto Maude</w:t>
       </w:r>
     </w:p>
@@ -18,6 +26,10 @@
       </w:pPr>
       <w:bookmarkStart w:id="1" w:name="introduzione"/>
       <w:r>
+        <w:rPr>
+          <w:b/>
+          <w:bCs/>
+        </w:rPr>
         <w:t>Introduzione</w:t>
       </w:r>
     </w:p>
@@ -123,17 +135,18 @@
       </w:r>
     </w:p>
     <w:p>
-      <w:r>
-        <w:pict w14:anchorId="12EE6758">
-          <v:rect id="_x0000_i1383" style="width:0;height:1.5pt" o:hralign="center" o:bullet="t" o:hrstd="t" o:hr="t"/>
-        </w:pict>
-      </w:r>
-    </w:p>
-    <w:p>
       <w:pPr>
         <w:pStyle w:val="Titolo2"/>
-      </w:pPr>
-      <w:r>
+        <w:rPr>
+          <w:b/>
+          <w:bCs/>
+        </w:rPr>
+      </w:pPr>
+      <w:r>
+        <w:rPr>
+          <w:b/>
+          <w:bCs/>
+        </w:rPr>
         <w:t>Modellazione formale e sistemi concorrenti</w:t>
       </w:r>
     </w:p>
@@ -158,18 +171,18 @@
       </w:r>
     </w:p>
     <w:p>
-      <w:r>
-        <w:pict w14:anchorId="63BB1ACC">
-          <v:rect id="_x0000_i1685" style="width:0;height:1.5pt" o:hralign="center" o:bullet="t" o:hrstd="t" o:hr="t"/>
-        </w:pict>
-      </w:r>
-    </w:p>
-    <w:p>
       <w:pPr>
         <w:pStyle w:val="Titolo2"/>
-      </w:pPr>
-      <w:r>
-        <w:lastRenderedPageBreak/>
+        <w:rPr>
+          <w:b/>
+          <w:bCs/>
+        </w:rPr>
+      </w:pPr>
+      <w:r>
+        <w:rPr>
+          <w:b/>
+          <w:bCs/>
+        </w:rPr>
         <w:t>Motivazioni della scelta di Maude</w:t>
       </w:r>
     </w:p>
@@ -182,6 +195,7 @@
         <w:br/>
       </w:r>
       <w:r>
+        <w:lastRenderedPageBreak/>
         <w:br/>
         <w:t>• supporto nativo alla rewriting logic;</w:t>
       </w:r>
@@ -219,13 +233,6 @@
         <w:br/>
         <w:t>Inoltre, la possibilità di utilizzare operatori associativi e commutativi rende particolarmente semplice la rappresentazione di configurazioni concorrenti, nelle quali l’ordine sintattico dei componenti non influenza il comportamento del sistema.</w:t>
       </w:r>
-    </w:p>
-    <w:p>
-      <w:r>
-        <w:pict w14:anchorId="3ECC6A40">
-          <v:rect id="_x0000_i1686" style="width:0;height:1.5pt" o:hralign="center" o:bullet="t" o:hrstd="t" o:hr="t"/>
-        </w:pict>
-      </w:r>
       <w:r>
         <w:br/>
       </w:r>
@@ -233,9 +240,24 @@
     <w:p>
       <w:pPr>
         <w:pStyle w:val="Titolo2"/>
-      </w:pPr>
-      <w:r>
-        <w:t>Equazioni e regole nella rewriting logic</w:t>
+        <w:rPr>
+          <w:b/>
+          <w:bCs/>
+        </w:rPr>
+      </w:pPr>
+      <w:r>
+        <w:rPr>
+          <w:b/>
+          <w:bCs/>
+        </w:rPr>
+        <w:t xml:space="preserve">Equazioni e regole </w:t>
+      </w:r>
+      <w:r>
+        <w:rPr>
+          <w:b/>
+          <w:bCs/>
+        </w:rPr>
+        <w:t>di Riscrittura</w:t>
       </w:r>
     </w:p>
     <w:p>
@@ -299,9 +321,6 @@
       </w:r>
       <w:r>
         <w:br/>
-      </w:r>
-      <w:r>
-        <w:lastRenderedPageBreak/>
         <w:t>&lt; S1, idle, buffer(P L, C), B2 &gt;</w:t>
       </w:r>
       <w:r>
@@ -324,18 +343,21 @@
         <w:t>In questo caso non si descrive una semplificazione matematica, ma una transizione operativa della stazione S1.</w:t>
       </w:r>
     </w:p>
-    <w:p>
-      <w:r>
-        <w:pict w14:anchorId="6D5FCC8E">
-          <v:rect id="_x0000_i1687" style="width:0;height:1.5pt" o:hralign="center" o:bullet="t" o:hrstd="t" o:hr="t"/>
-        </w:pict>
-      </w:r>
-    </w:p>
+    <w:p/>
     <w:p>
       <w:pPr>
         <w:pStyle w:val="Titolo2"/>
-      </w:pPr>
-      <w:r>
+        <w:rPr>
+          <w:b/>
+          <w:bCs/>
+        </w:rPr>
+      </w:pPr>
+      <w:r>
+        <w:rPr>
+          <w:b/>
+          <w:bCs/>
+        </w:rPr>
+        <w:lastRenderedPageBreak/>
         <w:t>Verifica formale e model checking</w:t>
       </w:r>
     </w:p>
@@ -388,20 +410,23 @@
       <w:r>
         <w:br/>
       </w:r>
-      <w:r>
-        <w:pict w14:anchorId="7FD295AE">
-          <v:rect id="_x0000_i1468" style="width:0;height:1.5pt" o:hralign="center" o:bullet="t" o:hrstd="t" o:hr="t"/>
-        </w:pict>
-      </w:r>
     </w:p>
     <w:p>
       <w:pPr>
         <w:pStyle w:val="Titolo1"/>
+        <w:rPr>
+          <w:b/>
+          <w:bCs/>
+        </w:rPr>
       </w:pPr>
       <w:bookmarkStart w:id="2" w:name="architettura-generale-del-sistema"/>
       <w:bookmarkEnd w:id="0"/>
       <w:bookmarkEnd w:id="1"/>
       <w:r>
+        <w:rPr>
+          <w:b/>
+          <w:bCs/>
+        </w:rPr>
         <w:t>Architettura generale del sistema</w:t>
       </w:r>
     </w:p>
@@ -512,20 +537,20 @@
       </w:r>
     </w:p>
     <w:p>
-      <w:r>
-        <w:pict w14:anchorId="5EFF44ED">
-          <v:rect id="_x0000_i1658" style="width:0;height:1.5pt" o:hralign="center" o:hrstd="t" o:hr="t"/>
-        </w:pict>
-      </w:r>
-    </w:p>
-    <w:p>
       <w:pPr>
         <w:pStyle w:val="Titolo1"/>
+        <w:rPr>
+          <w:b/>
+          <w:bCs/>
+        </w:rPr>
       </w:pPr>
       <w:bookmarkStart w:id="3" w:name="modulo-types"/>
       <w:bookmarkEnd w:id="2"/>
       <w:r>
-        <w:lastRenderedPageBreak/>
+        <w:rPr>
+          <w:b/>
+          <w:bCs/>
+        </w:rPr>
         <w:t>Modulo TYPES</w:t>
       </w:r>
     </w:p>
@@ -622,6 +647,7 @@
         <w:rPr>
           <w:rStyle w:val="VerbatimChar"/>
         </w:rPr>
+        <w:lastRenderedPageBreak/>
         <w:t>PalletId</w:t>
       </w:r>
       <w:r>
@@ -751,11 +777,10 @@
       </w:r>
     </w:p>
     <w:p>
-      <w:r>
-        <w:pict w14:anchorId="02042D84">
-          <v:rect id="_x0000_i1659" style="width:0;height:1.5pt" o:hralign="center" o:hrstd="t" o:hr="t"/>
-        </w:pict>
-      </w:r>
+      <w:pPr>
+        <w:pStyle w:val="Compact"/>
+        <w:ind w:left="720"/>
+      </w:pPr>
     </w:p>
     <w:p>
       <w:pPr>
@@ -853,11 +878,10 @@
       </w:r>
     </w:p>
     <w:p>
-      <w:r>
-        <w:pict w14:anchorId="7552C644">
-          <v:rect id="_x0000_i1660" style="width:0;height:1.5pt" o:hralign="center" o:hrstd="t" o:hr="t"/>
-        </w:pict>
-      </w:r>
+      <w:pPr>
+        <w:pStyle w:val="Compact"/>
+        <w:ind w:left="720"/>
+      </w:pPr>
     </w:p>
     <w:p>
       <w:pPr>
@@ -907,7 +931,6 @@
       <w:bookmarkStart w:id="9" w:name="scelta-progettuale-2"/>
       <w:bookmarkEnd w:id="8"/>
       <w:r>
-        <w:lastRenderedPageBreak/>
         <w:t>Scelta progettuale</w:t>
       </w:r>
     </w:p>
@@ -955,22 +978,24 @@
         <w:t>simulare il comportamento reale di un impianto industriale.</w:t>
       </w:r>
     </w:p>
-    <w:p>
-      <w:r>
-        <w:pict w14:anchorId="038D0A15">
-          <v:rect id="_x0000_i1661" style="width:0;height:1.5pt" o:hralign="center" o:hrstd="t" o:hr="t"/>
-        </w:pict>
-      </w:r>
-    </w:p>
+    <w:p/>
     <w:p>
       <w:pPr>
         <w:pStyle w:val="Titolo1"/>
+        <w:rPr>
+          <w:b/>
+          <w:bCs/>
+        </w:rPr>
       </w:pPr>
       <w:bookmarkStart w:id="10" w:name="modulo-state"/>
       <w:bookmarkEnd w:id="3"/>
       <w:bookmarkEnd w:id="6"/>
       <w:bookmarkEnd w:id="9"/>
       <w:r>
+        <w:rPr>
+          <w:b/>
+          <w:bCs/>
+        </w:rPr>
         <w:t>Modulo STATE</w:t>
       </w:r>
     </w:p>
@@ -1007,6 +1032,7 @@
       <w:bookmarkStart w:id="12" w:name="sort-definito"/>
       <w:bookmarkEnd w:id="11"/>
       <w:r>
+        <w:lastRenderedPageBreak/>
         <w:t>Sort definito</w:t>
       </w:r>
     </w:p>
@@ -1260,23 +1286,24 @@
         <w:t>La scelta di utilizzare costruttori simbolici migliora inoltre la leggibilità delle configurazioni.</w:t>
       </w:r>
     </w:p>
-    <w:p>
-      <w:r>
-        <w:pict w14:anchorId="54C876E8">
-          <v:rect id="_x0000_i1662" style="width:0;height:1.5pt" o:hralign="center" o:hrstd="t" o:hr="t"/>
-        </w:pict>
-      </w:r>
-    </w:p>
+    <w:p/>
     <w:p>
       <w:pPr>
         <w:pStyle w:val="Titolo1"/>
+        <w:rPr>
+          <w:b/>
+          <w:bCs/>
+        </w:rPr>
       </w:pPr>
       <w:bookmarkStart w:id="15" w:name="modulo-pallet"/>
       <w:bookmarkEnd w:id="10"/>
       <w:bookmarkEnd w:id="13"/>
       <w:bookmarkEnd w:id="14"/>
       <w:r>
-        <w:lastRenderedPageBreak/>
+        <w:rPr>
+          <w:b/>
+          <w:bCs/>
+        </w:rPr>
         <w:t>Modulo PALLET</w:t>
       </w:r>
     </w:p>
@@ -1429,6 +1456,7 @@
         <w:pStyle w:val="FirstParagraph"/>
       </w:pPr>
       <w:r>
+        <w:lastRenderedPageBreak/>
         <w:t xml:space="preserve">L’operatore </w:t>
       </w:r>
       <w:r>
@@ -1583,22 +1611,24 @@
         <w:t>facilita future estensioni, come l’aggiunta di priorità o peso.</w:t>
       </w:r>
     </w:p>
-    <w:p>
-      <w:r>
-        <w:pict w14:anchorId="298693B9">
-          <v:rect id="_x0000_i1663" style="width:0;height:1.5pt" o:hralign="center" o:hrstd="t" o:hr="t"/>
-        </w:pict>
-      </w:r>
-    </w:p>
+    <w:p/>
     <w:p>
       <w:pPr>
         <w:pStyle w:val="Titolo1"/>
+        <w:rPr>
+          <w:b/>
+          <w:bCs/>
+        </w:rPr>
       </w:pPr>
       <w:bookmarkStart w:id="21" w:name="modulo-buffer"/>
       <w:bookmarkEnd w:id="15"/>
       <w:bookmarkEnd w:id="19"/>
       <w:bookmarkEnd w:id="20"/>
       <w:r>
+        <w:rPr>
+          <w:b/>
+          <w:bCs/>
+        </w:rPr>
         <w:t>Modulo BUFFER</w:t>
       </w:r>
     </w:p>
@@ -1666,7 +1696,6 @@
         </w:numPr>
       </w:pPr>
       <w:r>
-        <w:lastRenderedPageBreak/>
         <w:t>le operazioni di controllo sulla capacità.</w:t>
       </w:r>
     </w:p>
@@ -1751,13 +1780,7 @@
         <w:t>: rappresenta un contenitore con capacità limitata.</w:t>
       </w:r>
     </w:p>
-    <w:p>
-      <w:r>
-        <w:pict w14:anchorId="2ADDFA33">
-          <v:rect id="_x0000_i1664" style="width:0;height:1.5pt" o:hralign="center" o:hrstd="t" o:hr="t"/>
-        </w:pict>
-      </w:r>
-    </w:p>
+    <w:p/>
     <w:p>
       <w:pPr>
         <w:pStyle w:val="Titolo2"/>
@@ -1801,6 +1824,7 @@
       </w:pPr>
       <w:bookmarkStart w:id="25" w:name="scelta-progettuale-5"/>
       <w:r>
+        <w:lastRenderedPageBreak/>
         <w:t>Scelta progettuale</w:t>
       </w:r>
     </w:p>
@@ -1848,22 +1872,24 @@
         <w:t>la gestione uniforme dei dati.</w:t>
       </w:r>
     </w:p>
-    <w:p>
-      <w:r>
-        <w:pict w14:anchorId="20D42FC6">
-          <v:rect id="_x0000_i1665" style="width:0;height:1.5pt" o:hralign="center" o:hrstd="t" o:hr="t"/>
-        </w:pict>
-      </w:r>
-    </w:p>
+    <w:p/>
     <w:p>
       <w:pPr>
         <w:pStyle w:val="Titolo1"/>
+        <w:rPr>
+          <w:b/>
+          <w:bCs/>
+        </w:rPr>
       </w:pPr>
       <w:bookmarkStart w:id="26" w:name="operazioni-sulle-liste"/>
       <w:bookmarkEnd w:id="21"/>
       <w:bookmarkEnd w:id="24"/>
       <w:bookmarkEnd w:id="25"/>
       <w:r>
+        <w:rPr>
+          <w:b/>
+          <w:bCs/>
+        </w:rPr>
         <w:t>Operazioni sulle liste</w:t>
       </w:r>
     </w:p>
@@ -1915,13 +1941,6 @@
       </w:pPr>
       <w:r>
         <w:t>Rappresenta una lista priva di elementi.</w:t>
-      </w:r>
-    </w:p>
-    <w:p>
-      <w:r>
-        <w:pict w14:anchorId="07399015">
-          <v:rect id="_x0000_i1666" style="width:0;height:1.5pt" o:hralign="center" o:hrstd="t" o:hr="t"/>
-        </w:pict>
       </w:r>
     </w:p>
     <w:p>
@@ -2027,7 +2046,6 @@
       <w:bookmarkStart w:id="30" w:name="scelta-progettuale-6"/>
       <w:bookmarkEnd w:id="29"/>
       <w:r>
-        <w:lastRenderedPageBreak/>
         <w:t>Scelta progettuale</w:t>
       </w:r>
     </w:p>
@@ -2092,13 +2110,7 @@
         <w:t xml:space="preserve"> consente di rappresentare naturalmente liste vuote.</w:t>
       </w:r>
     </w:p>
-    <w:p>
-      <w:r>
-        <w:pict w14:anchorId="46591E3D">
-          <v:rect id="_x0000_i1667" style="width:0;height:1.5pt" o:hralign="center" o:hrstd="t" o:hr="t"/>
-        </w:pict>
-      </w:r>
-    </w:p>
+    <w:p/>
     <w:p>
       <w:pPr>
         <w:pStyle w:val="Titolo2"/>
@@ -2163,6 +2175,9 @@
     <w:p>
       <w:pPr>
         <w:pStyle w:val="SourceCode"/>
+        <w:rPr>
+          <w:rStyle w:val="VerbatimChar"/>
+        </w:rPr>
       </w:pPr>
       <w:r>
         <w:rPr>
@@ -2181,7 +2196,7 @@
     </w:p>
     <w:p>
       <w:pPr>
-        <w:pStyle w:val="FirstParagraph"/>
+        <w:pStyle w:val="SourceCode"/>
       </w:pPr>
       <w:r>
         <w:t>Caso base della ricorsione.</w:t>
@@ -2195,6 +2210,7 @@
         <w:rPr>
           <w:rStyle w:val="VerbatimChar"/>
         </w:rPr>
+        <w:lastRenderedPageBreak/>
         <w:t xml:space="preserve">eq </w:t>
       </w:r>
       <w:proofErr w:type="gramStart"/>
@@ -2296,22 +2312,24 @@
         <w:t>semplifica la dimostrazione di correttezza.</w:t>
       </w:r>
     </w:p>
-    <w:p>
-      <w:r>
-        <w:pict w14:anchorId="63E9F53B">
-          <v:rect id="_x0000_i1668" style="width:0;height:1.5pt" o:hralign="center" o:hrstd="t" o:hr="t"/>
-        </w:pict>
-      </w:r>
-    </w:p>
+    <w:p/>
     <w:p>
       <w:pPr>
         <w:pStyle w:val="Titolo1"/>
+        <w:rPr>
+          <w:b/>
+          <w:bCs/>
+        </w:rPr>
       </w:pPr>
       <w:bookmarkStart w:id="34" w:name="gestione-dei-buffer"/>
       <w:bookmarkEnd w:id="26"/>
       <w:bookmarkEnd w:id="31"/>
       <w:bookmarkEnd w:id="33"/>
       <w:r>
+        <w:rPr>
+          <w:b/>
+          <w:bCs/>
+        </w:rPr>
         <w:t>Gestione dei buffer</w:t>
       </w:r>
     </w:p>
@@ -2415,7 +2433,6 @@
         </w:numPr>
       </w:pPr>
       <w:r>
-        <w:lastRenderedPageBreak/>
         <w:t>effettuare controlli sul riempimento;</w:t>
       </w:r>
     </w:p>
@@ -2441,13 +2458,6 @@
       </w:pPr>
       <w:r>
         <w:t>introdurre facilmente politiche di overflow.</w:t>
-      </w:r>
-    </w:p>
-    <w:p>
-      <w:r>
-        <w:pict w14:anchorId="2171C7EE">
-          <v:rect id="_x0000_i1669" style="width:0;height:1.5pt" o:hralign="center" o:hrstd="t" o:hr="t"/>
-        </w:pict>
       </w:r>
     </w:p>
     <w:p>
@@ -2685,6 +2695,7 @@
       <w:bookmarkStart w:id="41" w:name="scelta-progettuale-9"/>
       <w:bookmarkEnd w:id="40"/>
       <w:r>
+        <w:lastRenderedPageBreak/>
         <w:t>Scelta progettuale</w:t>
       </w:r>
     </w:p>
@@ -2733,11 +2744,10 @@
       </w:r>
     </w:p>
     <w:p>
-      <w:r>
-        <w:pict w14:anchorId="250FB3BA">
-          <v:rect id="_x0000_i1670" style="width:0;height:1.5pt" o:hralign="center" o:hrstd="t" o:hr="t"/>
-        </w:pict>
-      </w:r>
+      <w:pPr>
+        <w:pStyle w:val="Compact"/>
+        <w:ind w:left="720"/>
+      </w:pPr>
     </w:p>
     <w:p>
       <w:pPr>
@@ -3004,7 +3014,6 @@
         </w:numPr>
       </w:pPr>
       <w:r>
-        <w:lastRenderedPageBreak/>
         <w:t>prevenire overflow;</w:t>
       </w:r>
     </w:p>
@@ -3033,21 +3042,22 @@
       </w:r>
     </w:p>
     <w:p>
-      <w:r>
-        <w:pict w14:anchorId="666EBE3C">
-          <v:rect id="_x0000_i1671" style="width:0;height:1.5pt" o:hralign="center" o:hrstd="t" o:hr="t"/>
-        </w:pict>
-      </w:r>
-    </w:p>
-    <w:p>
       <w:pPr>
         <w:pStyle w:val="Titolo1"/>
+        <w:rPr>
+          <w:b/>
+          <w:bCs/>
+        </w:rPr>
       </w:pPr>
       <w:bookmarkStart w:id="46" w:name="modulo-station"/>
       <w:bookmarkEnd w:id="34"/>
       <w:bookmarkEnd w:id="42"/>
       <w:bookmarkEnd w:id="45"/>
       <w:r>
+        <w:rPr>
+          <w:b/>
+          <w:bCs/>
+        </w:rPr>
         <w:t>Modulo STATION</w:t>
       </w:r>
     </w:p>
@@ -3205,6 +3215,7 @@
         <w:pStyle w:val="FirstParagraph"/>
       </w:pPr>
       <w:r>
+        <w:lastRenderedPageBreak/>
         <w:t>Ogni stazione è composta da:</w:t>
       </w:r>
     </w:p>
@@ -3349,22 +3360,22 @@
       </w:r>
     </w:p>
     <w:p>
-      <w:r>
-        <w:pict w14:anchorId="4184F191">
-          <v:rect id="_x0000_i1672" style="width:0;height:1.5pt" o:hralign="center" o:hrstd="t" o:hr="t"/>
-        </w:pict>
-      </w:r>
-    </w:p>
-    <w:p>
       <w:pPr>
         <w:pStyle w:val="Titolo1"/>
+        <w:rPr>
+          <w:b/>
+          <w:bCs/>
+        </w:rPr>
       </w:pPr>
       <w:bookmarkStart w:id="52" w:name="modulo-system"/>
       <w:bookmarkEnd w:id="46"/>
       <w:bookmarkEnd w:id="50"/>
       <w:bookmarkEnd w:id="51"/>
       <w:r>
-        <w:lastRenderedPageBreak/>
+        <w:rPr>
+          <w:b/>
+          <w:bCs/>
+        </w:rPr>
         <w:t>Modulo SYSTEM</w:t>
       </w:r>
     </w:p>
@@ -3440,20 +3451,21 @@
       </w:r>
     </w:p>
     <w:p>
-      <w:r>
-        <w:pict w14:anchorId="2434257D">
-          <v:rect id="_x0000_i1673" style="width:0;height:1.5pt" o:hralign="center" o:hrstd="t" o:hr="t"/>
-        </w:pict>
-      </w:r>
-    </w:p>
-    <w:p>
       <w:pPr>
         <w:pStyle w:val="Titolo1"/>
+        <w:rPr>
+          <w:b/>
+          <w:bCs/>
+        </w:rPr>
       </w:pPr>
       <w:bookmarkStart w:id="55" w:name="configurazione-globale"/>
       <w:bookmarkEnd w:id="52"/>
       <w:bookmarkEnd w:id="54"/>
       <w:r>
+        <w:rPr>
+          <w:b/>
+          <w:bCs/>
+        </w:rPr>
         <w:t>Configurazione globale</w:t>
       </w:r>
     </w:p>
@@ -3536,6 +3548,7 @@
       </w:pPr>
       <w:bookmarkStart w:id="58" w:name="scelta-progettuale-12"/>
       <w:r>
+        <w:lastRenderedPageBreak/>
         <w:t>Scelta progettuale</w:t>
       </w:r>
     </w:p>
@@ -3581,13 +3594,6 @@
       </w:pPr>
       <w:r>
         <w:t>rappresentare configurazioni dinamiche.</w:t>
-      </w:r>
-    </w:p>
-    <w:p>
-      <w:r>
-        <w:pict w14:anchorId="7F8EEFC4">
-          <v:rect id="_x0000_i1674" style="width:0;height:1.5pt" o:hralign="center" o:hrstd="t" o:hr="t"/>
-        </w:pict>
       </w:r>
     </w:p>
     <w:p>
@@ -3644,20 +3650,12 @@
       </w:r>
     </w:p>
     <w:p>
-      <w:r>
-        <w:pict w14:anchorId="29913DB9">
-          <v:rect id="_x0000_i1675" style="width:0;height:1.5pt" o:hralign="center" o:hrstd="t" o:hr="t"/>
-        </w:pict>
-      </w:r>
-    </w:p>
-    <w:p>
       <w:pPr>
         <w:pStyle w:val="Titolo1"/>
       </w:pPr>
       <w:bookmarkStart w:id="60" w:name="operatore-di-composizione"/>
       <w:bookmarkEnd w:id="59"/>
       <w:r>
-        <w:lastRenderedPageBreak/>
         <w:t>Operatore di composizione</w:t>
       </w:r>
     </w:p>
@@ -3798,13 +3796,6 @@
       </w:pPr>
       <w:r>
         <w:t>il matching delle regole risulta più semplice.</w:t>
-      </w:r>
-    </w:p>
-    <w:p>
-      <w:r>
-        <w:pict w14:anchorId="43F99E13">
-          <v:rect id="_x0000_i1676" style="width:0;height:1.5pt" o:hralign="center" o:hrstd="t" o:hr="t"/>
-        </w:pict>
       </w:r>
     </w:p>
     <w:p>
@@ -3909,6 +3900,7 @@
         </w:numPr>
       </w:pPr>
       <w:r>
+        <w:lastRenderedPageBreak/>
         <w:t>supportare verifiche formali;</w:t>
       </w:r>
     </w:p>
@@ -3939,7 +3931,7 @@
     <w:p>
       <w:r>
         <w:pict w14:anchorId="5A321DC3">
-          <v:rect id="_x0000_i1677" style="width:0;height:1.5pt" o:hralign="center" o:hrstd="t" o:hr="t"/>
+          <v:rect id="_x0000_i1542" style="width:0;height:1.5pt" o:hralign="center" o:hrstd="t" o:hr="t"/>
         </w:pict>
       </w:r>
     </w:p>
@@ -4020,7 +4012,6 @@
         <w:rPr>
           <w:rStyle w:val="VerbatimChar"/>
         </w:rPr>
-        <w:lastRenderedPageBreak/>
         <w:t xml:space="preserve">eq countPallets(none) = </w:t>
       </w:r>
       <w:proofErr w:type="gramStart"/>
@@ -4177,21 +4168,22 @@
       </w:r>
     </w:p>
     <w:p>
-      <w:r>
-        <w:pict w14:anchorId="4FAC9A08">
-          <v:rect id="_x0000_i1678" style="width:0;height:1.5pt" o:hralign="center" o:hrstd="t" o:hr="t"/>
-        </w:pict>
-      </w:r>
-    </w:p>
-    <w:p>
       <w:pPr>
         <w:pStyle w:val="Titolo1"/>
+        <w:rPr>
+          <w:b/>
+          <w:bCs/>
+        </w:rPr>
       </w:pPr>
       <w:bookmarkStart w:id="69" w:name="recupero-delle-stazioni"/>
       <w:bookmarkEnd w:id="63"/>
       <w:bookmarkEnd w:id="66"/>
       <w:bookmarkEnd w:id="68"/>
       <w:r>
+        <w:rPr>
+          <w:b/>
+          <w:bCs/>
+        </w:rPr>
         <w:t>Recupero delle stazioni</w:t>
       </w:r>
     </w:p>
@@ -4314,6 +4306,7 @@
         </w:numPr>
       </w:pPr>
       <w:r>
+        <w:lastRenderedPageBreak/>
         <w:t>semplifica l’accesso alle stazioni;</w:t>
       </w:r>
     </w:p>
@@ -4359,22 +4352,22 @@
       </w:r>
     </w:p>
     <w:p>
-      <w:r>
-        <w:pict w14:anchorId="2B9DF6BB">
-          <v:rect id="_x0000_i1679" style="width:0;height:1.5pt" o:hralign="center" o:hrstd="t" o:hr="t"/>
-        </w:pict>
-      </w:r>
-    </w:p>
-    <w:p>
       <w:pPr>
         <w:pStyle w:val="Titolo1"/>
+        <w:rPr>
+          <w:b/>
+          <w:bCs/>
+        </w:rPr>
       </w:pPr>
       <w:bookmarkStart w:id="73" w:name="controllo-duplicati"/>
       <w:bookmarkEnd w:id="69"/>
       <w:bookmarkEnd w:id="70"/>
       <w:bookmarkEnd w:id="72"/>
       <w:r>
-        <w:lastRenderedPageBreak/>
+        <w:rPr>
+          <w:b/>
+          <w:bCs/>
+        </w:rPr>
         <w:t>Controllo duplicati</w:t>
       </w:r>
     </w:p>
@@ -4596,21 +4589,22 @@
       </w:r>
     </w:p>
     <w:p>
-      <w:r>
-        <w:pict w14:anchorId="660F24E5">
-          <v:rect id="_x0000_i1680" style="width:0;height:1.5pt" o:hralign="center" o:hrstd="t" o:hr="t"/>
-        </w:pict>
-      </w:r>
-    </w:p>
-    <w:p>
       <w:pPr>
         <w:pStyle w:val="Titolo1"/>
+        <w:rPr>
+          <w:b/>
+          <w:bCs/>
+        </w:rPr>
       </w:pPr>
       <w:bookmarkStart w:id="77" w:name="stato-iniziale-del-sistema"/>
       <w:bookmarkEnd w:id="73"/>
       <w:bookmarkEnd w:id="74"/>
       <w:bookmarkEnd w:id="76"/>
       <w:r>
+        <w:rPr>
+          <w:b/>
+          <w:bCs/>
+        </w:rPr>
         <w:t>Stato iniziale del sistema</w:t>
       </w:r>
     </w:p>
@@ -4702,6 +4696,7 @@
         </w:numPr>
       </w:pPr>
       <w:r>
+        <w:lastRenderedPageBreak/>
         <w:t>diversi buffer con capacità differenti;</w:t>
       </w:r>
     </w:p>
@@ -4745,7 +4740,6 @@
       <w:bookmarkStart w:id="80" w:name="scelta-progettuale-18"/>
       <w:bookmarkEnd w:id="79"/>
       <w:r>
-        <w:lastRenderedPageBreak/>
         <w:t>Scelta progettuale</w:t>
       </w:r>
     </w:p>
@@ -4838,21 +4832,22 @@
       </w:r>
     </w:p>
     <w:p>
-      <w:r>
-        <w:pict w14:anchorId="6E075189">
-          <v:rect id="_x0000_i1681" style="width:0;height:1.5pt" o:hralign="center" o:hrstd="t" o:hr="t"/>
-        </w:pict>
-      </w:r>
-    </w:p>
-    <w:p>
       <w:pPr>
         <w:pStyle w:val="Titolo1"/>
+        <w:rPr>
+          <w:b/>
+          <w:bCs/>
+        </w:rPr>
       </w:pPr>
       <w:bookmarkStart w:id="81" w:name="considerazioni-progettuali-complessive"/>
       <w:bookmarkEnd w:id="77"/>
       <w:bookmarkEnd w:id="78"/>
       <w:bookmarkEnd w:id="80"/>
       <w:r>
+        <w:rPr>
+          <w:b/>
+          <w:bCs/>
+        </w:rPr>
         <w:t>Considerazioni progettuali complessive</w:t>
       </w:r>
     </w:p>
@@ -4923,13 +4918,6 @@
       </w:pPr>
       <w:r>
         <w:t>Questo approccio riduce l’accoppiamento e migliora la manutenibilità.</w:t>
-      </w:r>
-    </w:p>
-    <w:p>
-      <w:r>
-        <w:pict w14:anchorId="29CFE7A3">
-          <v:rect id="_x0000_i1682" style="width:0;height:1.5pt" o:hralign="center" o:hrstd="t" o:hr="t"/>
-        </w:pict>
       </w:r>
     </w:p>
     <w:p>
@@ -4995,13 +4983,6 @@
       </w:r>
     </w:p>
     <w:p>
-      <w:r>
-        <w:pict w14:anchorId="27F61D3A">
-          <v:rect id="_x0000_i1683" style="width:0;height:1.5pt" o:hralign="center" o:hrstd="t" o:hr="t"/>
-        </w:pict>
-      </w:r>
-    </w:p>
-    <w:p>
       <w:pPr>
         <w:pStyle w:val="Titolo2"/>
       </w:pPr>
@@ -5024,15 +5005,7 @@
         <w:pStyle w:val="Corpotesto"/>
       </w:pPr>
       <w:r>
-        <w:lastRenderedPageBreak/>
         <w:t>Le configurazioni possono infatti essere interpretate come insiemi di componenti indipendenti.</w:t>
-      </w:r>
-    </w:p>
-    <w:p>
-      <w:r>
-        <w:pict w14:anchorId="27CBF8B6">
-          <v:rect id="_x0000_i1684" style="width:0;height:1.5pt" o:hralign="center" o:hrstd="t" o:hr="t"/>
-        </w:pict>
       </w:r>
     </w:p>
     <w:p>
@@ -5042,6 +5015,7 @@
       <w:bookmarkStart w:id="85" w:name="estendibilità"/>
       <w:bookmarkEnd w:id="84"/>
       <w:r>
+        <w:lastRenderedPageBreak/>
         <w:t>Estendibilità</w:t>
       </w:r>
     </w:p>
